--- a/workshop-handout-v2.docx
+++ b/workshop-handout-v2.docx
@@ -110,7 +110,30 @@
         <w:t>d</w:t>
       </w:r>
       <w:r>
-        <w:t xml:space="preserve"> is an effect size measure that every psychology researcher knows — but its implementation hides surprising complexity. Multiple formula variants exist, and AI tools frequently choose one without telling you which. This makes it a perfect case study for understanding why testing AI-generated code matters.</w:t>
+        <w:t xml:space="preserve"> is an effect size </w:t>
+      </w:r>
+      <w:r>
+        <w:t>estimator</w:t>
+      </w:r>
+      <w:r>
+        <w:t xml:space="preserve"> that every psychology researcher knows — but its implementation hides surprising complexity</w:t>
+      </w:r>
+      <w:r>
+        <w:t xml:space="preserve"> (see </w:t>
+      </w:r>
+      <w:hyperlink r:id="rId7" w:history="1">
+        <w:r>
+          <w:rPr>
+            <w:rStyle w:val="Hyperlink"/>
+          </w:rPr>
+          <w:t>Lin &amp; Aloe, 2020</w:t>
+        </w:r>
+      </w:hyperlink>
+      <w:r>
+        <w:t xml:space="preserve"> for detailed overview)</w:t>
+      </w:r>
+      <w:r>
+        <w:t>. Multiple formula variants exist, and AI tools frequently choose one without telling you which. This makes it a perfect case study for understanding why testing AI-generated code matters.</w:t>
       </w:r>
     </w:p>
     <w:tbl>
@@ -212,7 +235,7 @@
                           <pic:cNvPicPr/>
                         </pic:nvPicPr>
                         <pic:blipFill>
-                          <a:blip r:embed="rId7"/>
+                          <a:blip r:embed="rId8"/>
                           <a:stretch>
                             <a:fillRect/>
                           </a:stretch>
@@ -287,7 +310,7 @@
                           <pic:cNvPicPr/>
                         </pic:nvPicPr>
                         <pic:blipFill>
-                          <a:blip r:embed="rId8"/>
+                          <a:blip r:embed="rId9"/>
                           <a:stretch>
                             <a:fillRect/>
                           </a:stretch>
@@ -372,7 +395,7 @@
                           <pic:cNvPicPr/>
                         </pic:nvPicPr>
                         <pic:blipFill>
-                          <a:blip r:embed="rId9"/>
+                          <a:blip r:embed="rId10"/>
                           <a:stretch>
                             <a:fillRect/>
                           </a:stretch>
@@ -457,7 +480,7 @@
                           <pic:cNvPicPr/>
                         </pic:nvPicPr>
                         <pic:blipFill>
-                          <a:blip r:embed="rId10"/>
+                          <a:blip r:embed="rId11"/>
                           <a:stretch>
                             <a:fillRect/>
                           </a:stretch>
@@ -499,7 +522,7 @@
                           <pic:cNvPicPr/>
                         </pic:nvPicPr>
                         <pic:blipFill>
-                          <a:blip r:embed="rId11"/>
+                          <a:blip r:embed="rId12"/>
                           <a:stretch>
                             <a:fillRect/>
                           </a:stretch>
@@ -541,7 +564,7 @@
                           <pic:cNvPicPr/>
                         </pic:nvPicPr>
                         <pic:blipFill>
-                          <a:blip r:embed="rId12"/>
+                          <a:blip r:embed="rId13"/>
                           <a:stretch>
                             <a:fillRect/>
                           </a:stretch>
@@ -572,7 +595,13 @@
               <w:jc w:val="left"/>
             </w:pPr>
             <w:r>
-              <w:t>Small sample correction</w:t>
+              <w:t xml:space="preserve">Small sample </w:t>
+            </w:r>
+            <w:r>
+              <w:t xml:space="preserve">bias </w:t>
+            </w:r>
+            <w:r>
+              <w:t>correction</w:t>
             </w:r>
             <w:r>
               <w:t xml:space="preserve"> (</w:t>
@@ -645,6 +674,7 @@
         </w:numPr>
       </w:pPr>
       <w:r>
+        <w:lastRenderedPageBreak/>
         <w:t>Did it use n or n−1 in the denominator (Bessel’s correction)?</w:t>
       </w:r>
     </w:p>
@@ -657,7 +687,6 @@
         </w:numPr>
       </w:pPr>
       <w:r>
-        <w:lastRenderedPageBreak/>
         <w:t>Does it apply Hedges’ correction for small samples?</w:t>
       </w:r>
     </w:p>
@@ -1346,8 +1375,8 @@
         <w:tblLook w:val="04A0" w:firstRow="1" w:lastRow="0" w:firstColumn="1" w:lastColumn="0" w:noHBand="0" w:noVBand="1"/>
       </w:tblPr>
       <w:tblGrid>
-        <w:gridCol w:w="2000"/>
-        <w:gridCol w:w="6200"/>
+        <w:gridCol w:w="1726"/>
+        <w:gridCol w:w="6474"/>
         <w:gridCol w:w="816"/>
       </w:tblGrid>
       <w:tr>
@@ -1444,9 +1473,7 @@
           <w:p>
             <w:r>
               <w:rPr>
-                <w:rFonts w:ascii="Monospace" w:eastAsia="Monospace" w:hAnsi="Monospace" w:cs="Monospace"/>
-                <w:i/>
-                <w:iCs/>
+                <w:rFonts w:ascii="Andale Mono" w:eastAsia="Monospace" w:hAnsi="Andale Mono" w:cs="Monospace"/>
                 <w:color w:val="000000"/>
                 <w:shd w:val="solid" w:color="D2D3D2" w:fill="D2D3D2"/>
               </w:rPr>
@@ -1454,9 +1481,7 @@
             </w:r>
             <w:r>
               <w:rPr>
-                <w:rFonts w:ascii="Monospace" w:eastAsia="Monospace" w:hAnsi="Monospace" w:cs="Monospace"/>
-                <w:i/>
-                <w:iCs/>
+                <w:rFonts w:ascii="Andale Mono" w:eastAsia="Monospace" w:hAnsi="Andale Mono" w:cs="Monospace"/>
                 <w:color w:val="000000"/>
                 <w:shd w:val="solid" w:color="D2D3D2" w:fill="D2D3D2"/>
               </w:rPr>
@@ -1467,7 +1492,7 @@
             </w:r>
             <w:r>
               <w:rPr>
-                <w:rFonts w:ascii="Monospace" w:eastAsia="Monospace" w:hAnsi="Monospace" w:cs="Monospace"/>
+                <w:rFonts w:ascii="Andale Mono" w:eastAsia="Monospace" w:hAnsi="Andale Mono" w:cs="Monospace"/>
                 <w:color w:val="000000"/>
                 <w:shd w:val="solid" w:color="D2D3D2" w:fill="D2D3D2"/>
               </w:rPr>
@@ -1477,7 +1502,7 @@
             <w:proofErr w:type="gramStart"/>
             <w:r>
               <w:rPr>
-                <w:rFonts w:ascii="Monospace" w:eastAsia="Monospace" w:hAnsi="Monospace" w:cs="Monospace"/>
+                <w:rFonts w:ascii="Andale Mono" w:eastAsia="Monospace" w:hAnsi="Andale Mono" w:cs="Monospace"/>
                 <w:color w:val="000000"/>
                 <w:shd w:val="solid" w:color="D2D3D2" w:fill="D2D3D2"/>
               </w:rPr>
@@ -1486,7 +1511,7 @@
             <w:proofErr w:type="spellEnd"/>
             <w:r>
               <w:rPr>
-                <w:rFonts w:ascii="Monospace" w:eastAsia="Monospace" w:hAnsi="Monospace" w:cs="Monospace"/>
+                <w:rFonts w:ascii="Andale Mono" w:eastAsia="Monospace" w:hAnsi="Andale Mono" w:cs="Monospace"/>
                 <w:color w:val="000000"/>
                 <w:shd w:val="solid" w:color="D2D3D2" w:fill="D2D3D2"/>
               </w:rPr>
@@ -1495,7 +1520,7 @@
             <w:proofErr w:type="gramEnd"/>
             <w:r>
               <w:rPr>
-                <w:rFonts w:ascii="Monospace" w:eastAsia="Monospace" w:hAnsi="Monospace" w:cs="Monospace"/>
+                <w:rFonts w:ascii="Andale Mono" w:eastAsia="Monospace" w:hAnsi="Andale Mono" w:cs="Monospace"/>
                 <w:color w:val="000000"/>
                 <w:shd w:val="solid" w:color="D2D3D2" w:fill="D2D3D2"/>
               </w:rPr>
@@ -1775,13 +1800,13 @@
       <w:pPr>
         <w:pStyle w:val="Heading4"/>
       </w:pPr>
-      <w:r>
-        <w:t>Reference Values for Test Cases</w:t>
-      </w:r>
-    </w:p>
-    <w:p>
-      <w:r>
-        <w:t>Use these hand-calculated values to ground your tests.</w:t>
+    </w:p>
+    <w:p>
+      <w:pPr>
+        <w:pStyle w:val="Heading3"/>
+      </w:pPr>
+      <w:r>
+        <w:t>Key Takeaways</w:t>
       </w:r>
     </w:p>
     <w:p>
@@ -1790,40 +1815,22 @@
           <w:b/>
           <w:bCs/>
         </w:rPr>
-        <w:t>Basic case</w:t>
-      </w:r>
-    </w:p>
-    <w:p>
-      <w:r>
-        <w:t>Group 1: [2, 4, 6, 8] — mean = 5.0, SD = 2.582 Group 2: [3, 5, 7, 9] — mean = 6.0, SD = 2.582</w:t>
-      </w:r>
-    </w:p>
-    <w:p>
-      <w:r>
-        <w:t>Pooled SD (Bessel’s): sqrt(((</w:t>
-      </w:r>
-      <w:proofErr w:type="gramStart"/>
-      <w:r>
-        <w:t>3)(</w:t>
-      </w:r>
-      <w:proofErr w:type="gramEnd"/>
-      <w:r>
-        <w:t>2.582²) + (</w:t>
-      </w:r>
-      <w:proofErr w:type="gramStart"/>
-      <w:r>
-        <w:t>3)(</w:t>
-      </w:r>
-      <w:proofErr w:type="gramEnd"/>
-      <w:r>
-        <w:t xml:space="preserve">2.582²)) / 6) = 2.582. Expected d = (6.0 − 5.0) / 2.582 = </w:t>
-      </w:r>
+        <w:t>1. Tests are essential for AI-generated code</w:t>
+      </w:r>
+      <w:r>
+        <w:t xml:space="preserve"> AI code can be confidently and silently wrong. Tests grounded in domain knowledge are your safety net.</w:t>
+      </w:r>
+    </w:p>
+    <w:p>
       <w:r>
         <w:rPr>
           <w:b/>
           <w:bCs/>
         </w:rPr>
-        <w:t>0.3873</w:t>
+        <w:t>2. AI-generated tests need human scrutiny</w:t>
+      </w:r>
+      <w:r>
+        <w:t xml:space="preserve"> AI tests can form a closed loop with AI code — both sharing the same blind spots. Your domain expertise is the irreplaceable ingredient.</w:t>
       </w:r>
     </w:p>
     <w:p>
@@ -1832,218 +1839,158 @@
           <w:b/>
           <w:bCs/>
         </w:rPr>
-        <w:t>Equal means</w:t>
-      </w:r>
-    </w:p>
-    <w:p>
-      <w:r>
-        <w:t xml:space="preserve">If both groups have the same mean, d should be exactly </w:t>
-      </w:r>
-      <w:r>
-        <w:rPr>
-          <w:b/>
-          <w:bCs/>
-        </w:rPr>
-        <w:t>0.0</w:t>
-      </w:r>
-      <w:r>
-        <w:t>.</w:t>
-      </w:r>
-    </w:p>
-    <w:p>
-      <w:r>
-        <w:rPr>
-          <w:b/>
-          <w:bCs/>
-        </w:rPr>
-        <w:t xml:space="preserve">Hedges’ </w:t>
-      </w:r>
-      <w:r>
-        <w:rPr>
-          <w:i/>
-          <w:iCs/>
-        </w:rPr>
-        <w:t>g</w:t>
-      </w:r>
-      <w:r>
-        <w:t xml:space="preserve"> correction (</w:t>
-      </w:r>
-      <w:r>
-        <w:t>m = 5 + 5 -2 = 8</w:t>
-      </w:r>
-      <w:r>
-        <w:t>)</w:t>
-      </w:r>
-    </w:p>
-    <w:p>
-      <w:pPr>
-        <w:rPr>
-          <w:b/>
-          <w:bCs/>
-        </w:rPr>
-      </w:pPr>
-      <w:proofErr w:type="gramStart"/>
-      <w:r>
-        <w:t>c(</w:t>
-      </w:r>
-      <w:proofErr w:type="gramEnd"/>
-      <w:r>
-        <w:t xml:space="preserve">8) = </w:t>
-      </w:r>
-      <w:r>
-        <w:t>gamma(8/2)/(sqrt(8/</w:t>
-      </w:r>
-      <w:proofErr w:type="gramStart"/>
-      <w:r>
-        <w:t>2)*gamma(</w:t>
-      </w:r>
-      <w:proofErr w:type="gramEnd"/>
-      <w:r>
-        <w:t>(7/2)))</w:t>
-      </w:r>
-      <w:r>
-        <w:t xml:space="preserve"> = </w:t>
-      </w:r>
-      <w:r>
-        <w:rPr>
-          <w:b/>
-          <w:bCs/>
-        </w:rPr>
-        <w:t>0.9032</w:t>
-      </w:r>
-    </w:p>
-    <w:p>
-      <w:r>
-        <w:t xml:space="preserve">Hedges’ g = </w:t>
-      </w:r>
-      <w:r>
-        <w:t xml:space="preserve">c(m) </w:t>
-      </w:r>
-      <w:r>
-        <w:t>× d. For small samples, g should always be smaller in magnitude than d.</w:t>
-      </w:r>
-    </w:p>
-    <w:p>
-      <w:r>
-        <w:rPr>
-          <w:b/>
-          <w:bCs/>
-        </w:rPr>
-        <w:t>Edge cases</w:t>
-      </w:r>
+        <w:t>3. Write tests first, then let AI implement</w:t>
+      </w:r>
+      <w:r>
+        <w:t xml:space="preserve"> TDD with AI means your tests become a specification. The AI fills in the implementation; you define the requirements.</w:t>
+      </w:r>
+    </w:p>
+    <w:p>
+      <w:pPr>
+        <w:pStyle w:val="Heading3"/>
+      </w:pPr>
+    </w:p>
+    <w:p>
+      <w:pPr>
+        <w:pStyle w:val="Heading3"/>
+      </w:pPr>
+      <w:r>
+        <w:t>Startup instructions (for Mac or Linux):</w:t>
+      </w:r>
+    </w:p>
+    <w:p>
+      <w:pPr>
+        <w:pStyle w:val="Heading3"/>
+      </w:pPr>
     </w:p>
     <w:p>
       <w:pPr>
         <w:pStyle w:val="ListParagraph"/>
         <w:numPr>
           <w:ilvl w:val="0"/>
-          <w:numId w:val="5"/>
+          <w:numId w:val="7"/>
         </w:numPr>
-      </w:pPr>
-      <w:r>
-        <w:t xml:space="preserve">Zero variance (e.g., [5, 5, 5]) — pooled SD involves division, so this should raise a </w:t>
+        <w:rPr>
+          <w:rFonts w:ascii="Monospace" w:eastAsia="Monospace" w:hAnsi="Monospace" w:cs="Monospace"/>
+        </w:rPr>
+      </w:pPr>
+      <w:r>
+        <w:rPr>
+          <w:rFonts w:ascii="Monospace" w:eastAsia="Monospace" w:hAnsi="Monospace" w:cs="Monospace"/>
+        </w:rPr>
+        <w:t xml:space="preserve">Install </w:t>
       </w:r>
       <w:proofErr w:type="spellStart"/>
       <w:r>
-        <w:t>ValueError</w:t>
+        <w:rPr>
+          <w:rFonts w:ascii="Monospace" w:eastAsia="Monospace" w:hAnsi="Monospace" w:cs="Monospace"/>
+        </w:rPr>
+        <w:t>uv</w:t>
       </w:r>
       <w:proofErr w:type="spellEnd"/>
       <w:r>
-        <w:t>.</w:t>
-      </w:r>
+        <w:rPr>
+          <w:rFonts w:ascii="Monospace" w:eastAsia="Monospace" w:hAnsi="Monospace" w:cs="Monospace"/>
+        </w:rPr>
+        <w:t xml:space="preserve">: </w:t>
+      </w:r>
+      <w:hyperlink r:id="rId14" w:history="1">
+        <w:r>
+          <w:rPr>
+            <w:rStyle w:val="Hyperlink"/>
+            <w:rFonts w:ascii="Monospace" w:eastAsia="Monospace" w:hAnsi="Monospace" w:cs="Monospace"/>
+          </w:rPr>
+          <w:t>https://docs.astral.sh/uv/getting-started/installation/</w:t>
+        </w:r>
+      </w:hyperlink>
     </w:p>
     <w:p>
       <w:pPr>
         <w:pStyle w:val="ListParagraph"/>
         <w:numPr>
           <w:ilvl w:val="0"/>
-          <w:numId w:val="5"/>
+          <w:numId w:val="7"/>
         </w:numPr>
-      </w:pPr>
-      <w:r>
-        <w:t xml:space="preserve">Single observation — SD is undefined. Should raise a </w:t>
-      </w:r>
-      <w:proofErr w:type="spellStart"/>
-      <w:r>
-        <w:t>ValueError</w:t>
-      </w:r>
-      <w:proofErr w:type="spellEnd"/>
-      <w:r>
-        <w:t>.</w:t>
-      </w:r>
+        <w:rPr>
+          <w:rFonts w:ascii="Monospace" w:eastAsia="Monospace" w:hAnsi="Monospace" w:cs="Monospace"/>
+        </w:rPr>
+      </w:pPr>
+      <w:r>
+        <w:rPr>
+          <w:rFonts w:ascii="Monospace" w:eastAsia="Monospace" w:hAnsi="Monospace" w:cs="Monospace"/>
+        </w:rPr>
+        <w:t xml:space="preserve">Clone this repository: </w:t>
+      </w:r>
+    </w:p>
+    <w:p>
+      <w:pPr>
+        <w:pStyle w:val="ListParagraph"/>
+        <w:numPr>
+          <w:ilvl w:val="1"/>
+          <w:numId w:val="7"/>
+        </w:numPr>
+        <w:rPr>
+          <w:rFonts w:ascii="Andale Mono" w:eastAsia="Monospace" w:hAnsi="Andale Mono" w:cs="Monospace"/>
+        </w:rPr>
+      </w:pPr>
+      <w:r>
+        <w:rPr>
+          <w:rFonts w:ascii="Andale Mono" w:eastAsia="Monospace" w:hAnsi="Andale Mono" w:cs="Monospace"/>
+        </w:rPr>
+        <w:t xml:space="preserve">git clone </w:t>
+      </w:r>
+      <w:hyperlink r:id="rId15" w:history="1">
+        <w:r>
+          <w:rPr>
+            <w:rStyle w:val="Hyperlink"/>
+            <w:rFonts w:ascii="Andale Mono" w:eastAsia="Monospace" w:hAnsi="Andale Mono" w:cs="Monospace"/>
+          </w:rPr>
+          <w:t>https://github.com/poldrack/ai-coding-workshop</w:t>
+        </w:r>
+      </w:hyperlink>
     </w:p>
     <w:p>
       <w:pPr>
         <w:pStyle w:val="ListParagraph"/>
         <w:numPr>
           <w:ilvl w:val="0"/>
-          <w:numId w:val="5"/>
+          <w:numId w:val="7"/>
         </w:numPr>
-      </w:pPr>
-      <w:r>
-        <w:t>Empty input — should raise a clear error.</w:t>
-      </w:r>
-    </w:p>
-    <w:p>
-      <w:pPr>
-        <w:pStyle w:val="Heading4"/>
-      </w:pPr>
-    </w:p>
-    <w:p>
-      <w:pPr>
-        <w:pStyle w:val="Heading3"/>
-      </w:pPr>
-      <w:r>
-        <w:t>Key Takeaways</w:t>
-      </w:r>
-    </w:p>
-    <w:p>
-      <w:r>
-        <w:rPr>
-          <w:b/>
-          <w:bCs/>
-        </w:rPr>
-        <w:t>1. Tests are essential for AI-generated code</w:t>
-      </w:r>
-      <w:r>
-        <w:t xml:space="preserve"> AI code can be confidently and silently wrong. Tests grounded in domain knowledge are your safety net.</w:t>
-      </w:r>
-    </w:p>
-    <w:p>
-      <w:r>
-        <w:rPr>
-          <w:b/>
-          <w:bCs/>
-        </w:rPr>
-        <w:t>2. AI-generated tests need human scrutiny</w:t>
-      </w:r>
-      <w:r>
-        <w:t xml:space="preserve"> AI tests can form a closed loop with AI code — both sharing the same blind spots. Your domain expertise is the irreplaceable ingredient.</w:t>
-      </w:r>
-    </w:p>
-    <w:p>
-      <w:r>
-        <w:rPr>
-          <w:b/>
-          <w:bCs/>
-        </w:rPr>
-        <w:t>3. Write tests first, then let AI implement</w:t>
-      </w:r>
-      <w:r>
-        <w:t xml:space="preserve"> TDD with AI means your tests become a specification. The AI fills in the implementation; you define the requirements.</w:t>
-      </w:r>
-    </w:p>
-    <w:p>
-      <w:pPr>
-        <w:pStyle w:val="Heading4"/>
-      </w:pPr>
-      <w:r>
-        <w:t>The Full Cycle</w:t>
-      </w:r>
-    </w:p>
-    <w:p>
-      <w:r>
-        <w:t>In this workshop you experienced the complete TDD-with-AI workflow:</w:t>
+        <w:rPr>
+          <w:rFonts w:ascii="Monospace" w:eastAsia="Monospace" w:hAnsi="Monospace" w:cs="Monospace"/>
+        </w:rPr>
+      </w:pPr>
+      <w:r>
+        <w:rPr>
+          <w:rFonts w:ascii="Monospace" w:eastAsia="Monospace" w:hAnsi="Monospace" w:cs="Monospace"/>
+        </w:rPr>
+        <w:t xml:space="preserve">Synchronize the packages: </w:t>
+      </w:r>
+    </w:p>
+    <w:p>
+      <w:pPr>
+        <w:pStyle w:val="ListParagraph"/>
+        <w:numPr>
+          <w:ilvl w:val="1"/>
+          <w:numId w:val="7"/>
+        </w:numPr>
+        <w:rPr>
+          <w:rFonts w:ascii="Andale Mono" w:eastAsia="Monospace" w:hAnsi="Andale Mono" w:cs="Monospace"/>
+        </w:rPr>
+      </w:pPr>
+      <w:proofErr w:type="spellStart"/>
+      <w:r>
+        <w:rPr>
+          <w:rFonts w:ascii="Andale Mono" w:eastAsia="Monospace" w:hAnsi="Andale Mono" w:cs="Monospace"/>
+        </w:rPr>
+        <w:t>uv</w:t>
+      </w:r>
+      <w:proofErr w:type="spellEnd"/>
+      <w:r>
+        <w:rPr>
+          <w:rFonts w:ascii="Andale Mono" w:eastAsia="Monospace" w:hAnsi="Andale Mono" w:cs="Monospace"/>
+        </w:rPr>
+        <w:t xml:space="preserve"> sync</w:t>
       </w:r>
     </w:p>
     <w:p>
@@ -2051,11 +1998,51 @@
         <w:pStyle w:val="ListParagraph"/>
         <w:numPr>
           <w:ilvl w:val="0"/>
-          <w:numId w:val="6"/>
+          <w:numId w:val="7"/>
         </w:numPr>
-      </w:pPr>
-      <w:r>
-        <w:t>Saw AI produce plausible but unverifiable code (Part 1)</w:t>
+        <w:rPr>
+          <w:rFonts w:ascii="Monospace" w:eastAsia="Monospace" w:hAnsi="Monospace" w:cs="Monospace"/>
+        </w:rPr>
+      </w:pPr>
+      <w:r>
+        <w:rPr>
+          <w:rFonts w:ascii="Monospace" w:eastAsia="Monospace" w:hAnsi="Monospace" w:cs="Monospace"/>
+        </w:rPr>
+        <w:t xml:space="preserve">Activate the virtual environment: </w:t>
+      </w:r>
+    </w:p>
+    <w:p>
+      <w:pPr>
+        <w:pStyle w:val="ListParagraph"/>
+        <w:numPr>
+          <w:ilvl w:val="1"/>
+          <w:numId w:val="7"/>
+        </w:numPr>
+        <w:rPr>
+          <w:rFonts w:ascii="Andale Mono" w:eastAsia="Monospace" w:hAnsi="Andale Mono" w:cs="Monospace"/>
+        </w:rPr>
+      </w:pPr>
+      <w:proofErr w:type="gramStart"/>
+      <w:r>
+        <w:rPr>
+          <w:rFonts w:ascii="Andale Mono" w:eastAsia="Monospace" w:hAnsi="Andale Mono" w:cs="Monospace"/>
+        </w:rPr>
+        <w:t>source .</w:t>
+      </w:r>
+      <w:proofErr w:type="spellStart"/>
+      <w:r>
+        <w:rPr>
+          <w:rFonts w:ascii="Andale Mono" w:eastAsia="Monospace" w:hAnsi="Andale Mono" w:cs="Monospace"/>
+        </w:rPr>
+        <w:t>venv</w:t>
+      </w:r>
+      <w:proofErr w:type="spellEnd"/>
+      <w:proofErr w:type="gramEnd"/>
+      <w:r>
+        <w:rPr>
+          <w:rFonts w:ascii="Andale Mono" w:eastAsia="Monospace" w:hAnsi="Andale Mono" w:cs="Monospace"/>
+        </w:rPr>
+        <w:t>/bin/activate</w:t>
       </w:r>
     </w:p>
     <w:p>
@@ -2063,132 +2050,163 @@
         <w:pStyle w:val="ListParagraph"/>
         <w:numPr>
           <w:ilvl w:val="0"/>
-          <w:numId w:val="6"/>
+          <w:numId w:val="7"/>
         </w:numPr>
-      </w:pPr>
-      <w:r>
-        <w:t>Used domain expertise to brainstorm what should be tested (Part 2)</w:t>
+        <w:rPr>
+          <w:rFonts w:ascii="Monospace" w:eastAsia="Monospace" w:hAnsi="Monospace" w:cs="Monospace"/>
+        </w:rPr>
+      </w:pPr>
+      <w:r>
+        <w:rPr>
+          <w:rFonts w:ascii="Monospace" w:eastAsia="Monospace" w:hAnsi="Monospace" w:cs="Monospace"/>
+        </w:rPr>
+        <w:t xml:space="preserve">Confirm that the testing environment works: </w:t>
       </w:r>
     </w:p>
     <w:p>
       <w:pPr>
         <w:pStyle w:val="ListParagraph"/>
         <w:numPr>
-          <w:ilvl w:val="0"/>
-          <w:numId w:val="6"/>
+          <w:ilvl w:val="1"/>
+          <w:numId w:val="7"/>
         </w:numPr>
-      </w:pPr>
-      <w:r>
-        <w:t>Evaluated AI-generated tests and found gaps and pathologies (Part 2)</w:t>
+        <w:rPr>
+          <w:rFonts w:ascii="Andale Mono" w:eastAsia="Monospace" w:hAnsi="Andale Mono" w:cs="Monospace"/>
+        </w:rPr>
+      </w:pPr>
+      <w:proofErr w:type="spellStart"/>
+      <w:r>
+        <w:rPr>
+          <w:rFonts w:ascii="Andale Mono" w:eastAsia="Monospace" w:hAnsi="Andale Mono" w:cs="Monospace"/>
+        </w:rPr>
+        <w:t>pytest</w:t>
+      </w:r>
+      <w:proofErr w:type="spellEnd"/>
+      <w:r>
+        <w:rPr>
+          <w:rFonts w:ascii="Andale Mono" w:eastAsia="Monospace" w:hAnsi="Andale Mono" w:cs="Monospace"/>
+        </w:rPr>
+        <w:t xml:space="preserve"> test_cohensd.py</w:t>
       </w:r>
     </w:p>
     <w:p>
       <w:pPr>
         <w:pStyle w:val="ListParagraph"/>
         <w:numPr>
-          <w:ilvl w:val="0"/>
-          <w:numId w:val="6"/>
+          <w:ilvl w:val="1"/>
+          <w:numId w:val="7"/>
         </w:numPr>
-      </w:pPr>
-      <w:r>
-        <w:t>Fixed the tests with hand-calculated ground truth (Part 3)</w:t>
-      </w:r>
-    </w:p>
-    <w:p>
-      <w:pPr>
-        <w:pStyle w:val="ListParagraph"/>
-        <w:numPr>
-          <w:ilvl w:val="0"/>
-          <w:numId w:val="6"/>
-        </w:numPr>
-      </w:pPr>
-      <w:r>
-        <w:t>Used those tests as a specification to drive correct AI implementation (Part 3)</w:t>
-      </w:r>
-    </w:p>
-    <w:p/>
+        <w:rPr>
+          <w:rFonts w:ascii="Andale Mono" w:eastAsia="Monospace" w:hAnsi="Andale Mono" w:cs="Monospace"/>
+        </w:rPr>
+      </w:pPr>
+      <w:r>
+        <w:rPr>
+          <w:rFonts w:ascii="Monospace" w:eastAsia="Monospace" w:hAnsi="Monospace" w:cs="Monospace"/>
+        </w:rPr>
+        <w:t>Should show that 1 test passed.</w:t>
+      </w:r>
+    </w:p>
+    <w:p>
+      <w:pPr>
+        <w:rPr>
+          <w:rFonts w:eastAsia="Monospace"/>
+        </w:rPr>
+      </w:pPr>
+      <w:r>
+        <w:rPr>
+          <w:rFonts w:eastAsia="Monospace"/>
+        </w:rPr>
+        <w:t>For a</w:t>
+      </w:r>
+      <w:r>
+        <w:rPr>
+          <w:rFonts w:eastAsia="Monospace"/>
+        </w:rPr>
+        <w:t xml:space="preserve">n introduction to using </w:t>
+      </w:r>
+      <w:proofErr w:type="spellStart"/>
+      <w:r>
+        <w:rPr>
+          <w:rFonts w:eastAsia="Monospace"/>
+        </w:rPr>
+        <w:t>pytest</w:t>
+      </w:r>
+      <w:proofErr w:type="spellEnd"/>
+      <w:r>
+        <w:rPr>
+          <w:rFonts w:eastAsia="Monospace"/>
+        </w:rPr>
+        <w:t xml:space="preserve">:  </w:t>
+      </w:r>
+      <w:hyperlink r:id="rId16" w:history="1">
+        <w:r>
+          <w:rPr>
+            <w:rStyle w:val="Hyperlink"/>
+            <w:rFonts w:eastAsia="Monospace"/>
+          </w:rPr>
+          <w:t>https://github.com/poldrack/pytest_tutorial</w:t>
+        </w:r>
+      </w:hyperlink>
+    </w:p>
     <w:p>
       <w:pPr>
         <w:pStyle w:val="Heading3"/>
       </w:pPr>
-      <w:r>
-        <w:t xml:space="preserve">Quick Reference: </w:t>
-      </w:r>
       <w:proofErr w:type="spellStart"/>
       <w:r>
-        <w:t>pytest</w:t>
+        <w:t>Pytest</w:t>
       </w:r>
       <w:proofErr w:type="spellEnd"/>
       <w:r>
-        <w:t xml:space="preserve"> Basics</w:t>
-      </w:r>
-    </w:p>
-    <w:p>
-      <w:r>
+        <w:t xml:space="preserve"> basics</w:t>
+      </w:r>
+    </w:p>
+    <w:p>
+      <w:pPr>
         <w:rPr>
           <w:rFonts w:ascii="Monospace" w:eastAsia="Monospace" w:hAnsi="Monospace" w:cs="Monospace"/>
         </w:rPr>
-        <w:t xml:space="preserve"># Install: pip install </w:t>
-      </w:r>
-      <w:proofErr w:type="spellStart"/>
+      </w:pPr>
       <w:r>
         <w:rPr>
           <w:rFonts w:ascii="Monospace" w:eastAsia="Monospace" w:hAnsi="Monospace" w:cs="Monospace"/>
         </w:rPr>
-        <w:t>pytest</w:t>
-      </w:r>
-      <w:proofErr w:type="spellEnd"/>
+        <w:t>Basic assertion</w:t>
+      </w:r>
+    </w:p>
+    <w:p>
+      <w:pPr>
+        <w:ind w:firstLine="720"/>
+        <w:rPr>
+          <w:rFonts w:ascii="Andale Mono" w:hAnsi="Andale Mono"/>
+        </w:rPr>
+      </w:pPr>
+      <w:r>
+        <w:rPr>
+          <w:rFonts w:ascii="Andale Mono" w:eastAsia="Monospace" w:hAnsi="Andale Mono" w:cs="Monospace"/>
+        </w:rPr>
+        <w:t>assert result == expected</w:t>
+      </w:r>
     </w:p>
     <w:p>
       <w:r>
         <w:rPr>
           <w:rFonts w:ascii="Monospace" w:eastAsia="Monospace" w:hAnsi="Monospace" w:cs="Monospace"/>
         </w:rPr>
-        <w:t xml:space="preserve"># Run:     </w:t>
-      </w:r>
-      <w:proofErr w:type="spellStart"/>
-      <w:r>
-        <w:rPr>
-          <w:rFonts w:ascii="Monospace" w:eastAsia="Monospace" w:hAnsi="Monospace" w:cs="Monospace"/>
-        </w:rPr>
-        <w:t>pytest</w:t>
-      </w:r>
-      <w:proofErr w:type="spellEnd"/>
-      <w:r>
-        <w:rPr>
-          <w:rFonts w:ascii="Monospace" w:eastAsia="Monospace" w:hAnsi="Monospace" w:cs="Monospace"/>
-        </w:rPr>
-        <w:t xml:space="preserve"> test_cohens_d.py -v</w:t>
-      </w:r>
-    </w:p>
-    <w:p>
-      <w:r>
-        <w:rPr>
-          <w:rFonts w:ascii="Monospace" w:eastAsia="Monospace" w:hAnsi="Monospace" w:cs="Monospace"/>
-        </w:rPr>
-        <w:t># Basic assertion</w:t>
-      </w:r>
-    </w:p>
-    <w:p>
-      <w:r>
-        <w:rPr>
-          <w:rFonts w:ascii="Monospace" w:eastAsia="Monospace" w:hAnsi="Monospace" w:cs="Monospace"/>
-        </w:rPr>
-        <w:t>assert result == expected</w:t>
-      </w:r>
-    </w:p>
-    <w:p>
-      <w:r>
-        <w:rPr>
-          <w:rFonts w:ascii="Monospace" w:eastAsia="Monospace" w:hAnsi="Monospace" w:cs="Monospace"/>
-        </w:rPr>
-        <w:t># Approximate comparison (essential for floats)</w:t>
-      </w:r>
-    </w:p>
-    <w:p>
-      <w:r>
-        <w:rPr>
-          <w:rFonts w:ascii="Monospace" w:eastAsia="Monospace" w:hAnsi="Monospace" w:cs="Monospace"/>
+        <w:t>Approximate comparison (essential for floats)</w:t>
+      </w:r>
+    </w:p>
+    <w:p>
+      <w:pPr>
+        <w:ind w:firstLine="720"/>
+        <w:rPr>
+          <w:rFonts w:ascii="Andale Mono" w:hAnsi="Andale Mono"/>
+        </w:rPr>
+      </w:pPr>
+      <w:r>
+        <w:rPr>
+          <w:rFonts w:ascii="Andale Mono" w:eastAsia="Monospace" w:hAnsi="Andale Mono" w:cs="Monospace"/>
         </w:rPr>
         <w:t xml:space="preserve">assert result == </w:t>
       </w:r>
@@ -2196,7 +2214,7 @@
       <w:proofErr w:type="gramStart"/>
       <w:r>
         <w:rPr>
-          <w:rFonts w:ascii="Monospace" w:eastAsia="Monospace" w:hAnsi="Monospace" w:cs="Monospace"/>
+          <w:rFonts w:ascii="Andale Mono" w:eastAsia="Monospace" w:hAnsi="Andale Mono" w:cs="Monospace"/>
         </w:rPr>
         <w:t>pytest.approx</w:t>
       </w:r>
@@ -2204,37 +2222,49 @@
       <w:proofErr w:type="gramEnd"/>
       <w:r>
         <w:rPr>
+          <w:rFonts w:ascii="Andale Mono" w:eastAsia="Monospace" w:hAnsi="Andale Mono" w:cs="Monospace"/>
+        </w:rPr>
+        <w:t>(</w:t>
+      </w:r>
+      <w:proofErr w:type="gramStart"/>
+      <w:r>
+        <w:rPr>
+          <w:rFonts w:ascii="Andale Mono" w:eastAsia="Monospace" w:hAnsi="Andale Mono" w:cs="Monospace"/>
+        </w:rPr>
+        <w:t>expected,</w:t>
+      </w:r>
+      <w:proofErr w:type="gramEnd"/>
+      <w:r>
+        <w:rPr>
+          <w:rFonts w:ascii="Andale Mono" w:eastAsia="Monospace" w:hAnsi="Andale Mono" w:cs="Monospace"/>
+        </w:rPr>
+        <w:t xml:space="preserve"> abs=0.001)</w:t>
+      </w:r>
+    </w:p>
+    <w:p>
+      <w:r>
+        <w:rPr>
           <w:rFonts w:ascii="Monospace" w:eastAsia="Monospace" w:hAnsi="Monospace" w:cs="Monospace"/>
         </w:rPr>
-        <w:t>(</w:t>
-      </w:r>
-      <w:proofErr w:type="gramStart"/>
+        <w:t>Asserting</w:t>
+      </w:r>
       <w:r>
         <w:rPr>
           <w:rFonts w:ascii="Monospace" w:eastAsia="Monospace" w:hAnsi="Monospace" w:cs="Monospace"/>
         </w:rPr>
-        <w:t>expected,</w:t>
-      </w:r>
-      <w:proofErr w:type="gramEnd"/>
-      <w:r>
-        <w:rPr>
-          <w:rFonts w:ascii="Monospace" w:eastAsia="Monospace" w:hAnsi="Monospace" w:cs="Monospace"/>
-        </w:rPr>
-        <w:t xml:space="preserve"> abs=0.001)</w:t>
-      </w:r>
-    </w:p>
-    <w:p>
-      <w:r>
-        <w:rPr>
-          <w:rFonts w:ascii="Monospace" w:eastAsia="Monospace" w:hAnsi="Monospace" w:cs="Monospace"/>
-        </w:rPr>
-        <w:t># Testing that an error is raised</w:t>
-      </w:r>
-    </w:p>
-    <w:p>
-      <w:r>
-        <w:rPr>
-          <w:rFonts w:ascii="Monospace" w:eastAsia="Monospace" w:hAnsi="Monospace" w:cs="Monospace"/>
+        <w:t xml:space="preserve"> that an error is raised</w:t>
+      </w:r>
+    </w:p>
+    <w:p>
+      <w:pPr>
+        <w:ind w:left="720"/>
+        <w:rPr>
+          <w:rFonts w:ascii="Andale Mono" w:hAnsi="Andale Mono"/>
+        </w:rPr>
+      </w:pPr>
+      <w:r>
+        <w:rPr>
+          <w:rFonts w:ascii="Andale Mono" w:eastAsia="Monospace" w:hAnsi="Andale Mono" w:cs="Monospace"/>
         </w:rPr>
         <w:t xml:space="preserve">with </w:t>
       </w:r>
@@ -2242,7 +2272,7 @@
       <w:proofErr w:type="gramStart"/>
       <w:r>
         <w:rPr>
-          <w:rFonts w:ascii="Monospace" w:eastAsia="Monospace" w:hAnsi="Monospace" w:cs="Monospace"/>
+          <w:rFonts w:ascii="Andale Mono" w:eastAsia="Monospace" w:hAnsi="Andale Mono" w:cs="Monospace"/>
         </w:rPr>
         <w:t>pytest.raises</w:t>
       </w:r>
@@ -2250,81 +2280,94 @@
       <w:proofErr w:type="gramEnd"/>
       <w:r>
         <w:rPr>
+          <w:rFonts w:ascii="Andale Mono" w:eastAsia="Monospace" w:hAnsi="Andale Mono" w:cs="Monospace"/>
+        </w:rPr>
+        <w:t>(</w:t>
+      </w:r>
+      <w:proofErr w:type="spellStart"/>
+      <w:r>
+        <w:rPr>
+          <w:rFonts w:ascii="Andale Mono" w:eastAsia="Monospace" w:hAnsi="Andale Mono" w:cs="Monospace"/>
+        </w:rPr>
+        <w:t>ValueError</w:t>
+      </w:r>
+      <w:proofErr w:type="spellEnd"/>
+      <w:r>
+        <w:rPr>
+          <w:rFonts w:ascii="Andale Mono" w:eastAsia="Monospace" w:hAnsi="Andale Mono" w:cs="Monospace"/>
+        </w:rPr>
+        <w:t>):</w:t>
+      </w:r>
+    </w:p>
+    <w:p>
+      <w:pPr>
+        <w:ind w:left="720"/>
+        <w:rPr>
+          <w:rFonts w:ascii="Andale Mono" w:hAnsi="Andale Mono"/>
+        </w:rPr>
+      </w:pPr>
+      <w:r>
+        <w:rPr>
+          <w:rFonts w:ascii="Andale Mono" w:eastAsia="Monospace" w:hAnsi="Andale Mono" w:cs="Monospace"/>
+        </w:rPr>
+        <w:t xml:space="preserve">    </w:t>
+      </w:r>
+      <w:proofErr w:type="spellStart"/>
+      <w:r>
+        <w:rPr>
+          <w:rFonts w:ascii="Andale Mono" w:eastAsia="Monospace" w:hAnsi="Andale Mono" w:cs="Monospace"/>
+        </w:rPr>
+        <w:t>function_that_should_</w:t>
+      </w:r>
+      <w:proofErr w:type="gramStart"/>
+      <w:r>
+        <w:rPr>
+          <w:rFonts w:ascii="Andale Mono" w:eastAsia="Monospace" w:hAnsi="Andale Mono" w:cs="Monospace"/>
+        </w:rPr>
+        <w:t>fail</w:t>
+      </w:r>
+      <w:proofErr w:type="spellEnd"/>
+      <w:r>
+        <w:rPr>
+          <w:rFonts w:ascii="Andale Mono" w:eastAsia="Monospace" w:hAnsi="Andale Mono" w:cs="Monospace"/>
+        </w:rPr>
+        <w:t>(</w:t>
+      </w:r>
+      <w:proofErr w:type="gramEnd"/>
+      <w:r>
+        <w:rPr>
+          <w:rFonts w:ascii="Andale Mono" w:eastAsia="Monospace" w:hAnsi="Andale Mono" w:cs="Monospace"/>
+        </w:rPr>
+        <w:t>)</w:t>
+      </w:r>
+    </w:p>
+    <w:p>
+      <w:r>
+        <w:rPr>
           <w:rFonts w:ascii="Monospace" w:eastAsia="Monospace" w:hAnsi="Monospace" w:cs="Monospace"/>
         </w:rPr>
-        <w:t>(</w:t>
-      </w:r>
-      <w:proofErr w:type="spellStart"/>
-      <w:r>
-        <w:rPr>
-          <w:rFonts w:ascii="Monospace" w:eastAsia="Monospace" w:hAnsi="Monospace" w:cs="Monospace"/>
-        </w:rPr>
-        <w:t>ValueError</w:t>
-      </w:r>
-      <w:proofErr w:type="spellEnd"/>
-      <w:r>
-        <w:rPr>
-          <w:rFonts w:ascii="Monospace" w:eastAsia="Monospace" w:hAnsi="Monospace" w:cs="Monospace"/>
-        </w:rPr>
-        <w:t>):</w:t>
-      </w:r>
-    </w:p>
-    <w:p>
-      <w:r>
-        <w:rPr>
-          <w:rFonts w:ascii="Monospace" w:eastAsia="Monospace" w:hAnsi="Monospace" w:cs="Monospace"/>
-        </w:rPr>
-        <w:t xml:space="preserve">    </w:t>
-      </w:r>
-      <w:proofErr w:type="spellStart"/>
-      <w:r>
-        <w:rPr>
-          <w:rFonts w:ascii="Monospace" w:eastAsia="Monospace" w:hAnsi="Monospace" w:cs="Monospace"/>
-        </w:rPr>
-        <w:t>function_that_should_</w:t>
-      </w:r>
-      <w:proofErr w:type="gramStart"/>
-      <w:r>
-        <w:rPr>
-          <w:rFonts w:ascii="Monospace" w:eastAsia="Monospace" w:hAnsi="Monospace" w:cs="Monospace"/>
-        </w:rPr>
-        <w:t>fail</w:t>
-      </w:r>
-      <w:proofErr w:type="spellEnd"/>
-      <w:r>
-        <w:rPr>
-          <w:rFonts w:ascii="Monospace" w:eastAsia="Monospace" w:hAnsi="Monospace" w:cs="Monospace"/>
-        </w:rPr>
-        <w:t>(</w:t>
-      </w:r>
-      <w:proofErr w:type="gramEnd"/>
-      <w:r>
-        <w:rPr>
-          <w:rFonts w:ascii="Monospace" w:eastAsia="Monospace" w:hAnsi="Monospace" w:cs="Monospace"/>
-        </w:rPr>
-        <w:t>)</w:t>
-      </w:r>
-    </w:p>
-    <w:p>
-      <w:r>
-        <w:rPr>
-          <w:rFonts w:ascii="Monospace" w:eastAsia="Monospace" w:hAnsi="Monospace" w:cs="Monospace"/>
-        </w:rPr>
-        <w:t># Testing that an error message is specific</w:t>
-      </w:r>
-    </w:p>
-    <w:p>
-      <w:r>
-        <w:rPr>
-          <w:rFonts w:ascii="Monospace" w:eastAsia="Monospace" w:hAnsi="Monospace" w:cs="Monospace"/>
-        </w:rPr>
+        <w:t>Testing for a specific error message:</w:t>
+      </w:r>
+    </w:p>
+    <w:p>
+      <w:pPr>
+        <w:ind w:left="720"/>
+        <w:rPr>
+          <w:rFonts w:ascii="Andale Mono" w:hAnsi="Andale Mono"/>
+        </w:rPr>
+      </w:pPr>
+      <w:r>
+        <w:rPr>
+          <w:rFonts w:ascii="Andale Mono" w:eastAsia="Monospace" w:hAnsi="Andale Mono" w:cs="Monospace"/>
+        </w:rPr>
+        <w:lastRenderedPageBreak/>
         <w:t xml:space="preserve">with </w:t>
       </w:r>
       <w:proofErr w:type="spellStart"/>
       <w:proofErr w:type="gramStart"/>
       <w:r>
         <w:rPr>
-          <w:rFonts w:ascii="Monospace" w:eastAsia="Monospace" w:hAnsi="Monospace" w:cs="Monospace"/>
+          <w:rFonts w:ascii="Andale Mono" w:eastAsia="Monospace" w:hAnsi="Andale Mono" w:cs="Monospace"/>
         </w:rPr>
         <w:t>pytest.raises</w:t>
       </w:r>
@@ -2332,63 +2375,81 @@
       <w:proofErr w:type="gramEnd"/>
       <w:r>
         <w:rPr>
-          <w:rFonts w:ascii="Monospace" w:eastAsia="Monospace" w:hAnsi="Monospace" w:cs="Monospace"/>
+          <w:rFonts w:ascii="Andale Mono" w:eastAsia="Monospace" w:hAnsi="Andale Mono" w:cs="Monospace"/>
         </w:rPr>
         <w:t>(</w:t>
       </w:r>
       <w:proofErr w:type="spellStart"/>
       <w:r>
         <w:rPr>
-          <w:rFonts w:ascii="Monospace" w:eastAsia="Monospace" w:hAnsi="Monospace" w:cs="Monospace"/>
+          <w:rFonts w:ascii="Andale Mono" w:eastAsia="Monospace" w:hAnsi="Andale Mono" w:cs="Monospace"/>
         </w:rPr>
         <w:t>ValueError</w:t>
       </w:r>
       <w:proofErr w:type="spellEnd"/>
       <w:r>
         <w:rPr>
-          <w:rFonts w:ascii="Monospace" w:eastAsia="Monospace" w:hAnsi="Monospace" w:cs="Monospace"/>
-        </w:rPr>
-        <w:t>, match="need at least 2"):</w:t>
-      </w:r>
-    </w:p>
-    <w:p>
-      <w:r>
-        <w:rPr>
-          <w:rFonts w:ascii="Monospace" w:eastAsia="Monospace" w:hAnsi="Monospace" w:cs="Monospace"/>
+          <w:rFonts w:ascii="Andale Mono" w:eastAsia="Monospace" w:hAnsi="Andale Mono" w:cs="Monospace"/>
+        </w:rPr>
+        <w:t>, match="need at least 2</w:t>
+      </w:r>
+      <w:r>
+        <w:rPr>
+          <w:rFonts w:ascii="Andale Mono" w:eastAsia="Monospace" w:hAnsi="Andale Mono" w:cs="Monospace"/>
+        </w:rPr>
+        <w:t xml:space="preserve"> values</w:t>
+      </w:r>
+      <w:r>
+        <w:rPr>
+          <w:rFonts w:ascii="Andale Mono" w:eastAsia="Monospace" w:hAnsi="Andale Mono" w:cs="Monospace"/>
+        </w:rPr>
+        <w:t>"):</w:t>
+      </w:r>
+    </w:p>
+    <w:p>
+      <w:pPr>
+        <w:ind w:left="720"/>
+        <w:rPr>
+          <w:rFonts w:ascii="Andale Mono" w:hAnsi="Andale Mono"/>
+        </w:rPr>
+      </w:pPr>
+      <w:r>
+        <w:rPr>
+          <w:rFonts w:ascii="Andale Mono" w:eastAsia="Monospace" w:hAnsi="Andale Mono" w:cs="Monospace"/>
         </w:rPr>
         <w:t xml:space="preserve">    </w:t>
       </w:r>
       <w:proofErr w:type="spellStart"/>
       <w:r>
         <w:rPr>
-          <w:rFonts w:ascii="Monospace" w:eastAsia="Monospace" w:hAnsi="Monospace" w:cs="Monospace"/>
+          <w:rFonts w:ascii="Andale Mono" w:eastAsia="Monospace" w:hAnsi="Andale Mono" w:cs="Monospace"/>
         </w:rPr>
         <w:t>cohens_</w:t>
       </w:r>
       <w:proofErr w:type="gramStart"/>
       <w:r>
         <w:rPr>
-          <w:rFonts w:ascii="Monospace" w:eastAsia="Monospace" w:hAnsi="Monospace" w:cs="Monospace"/>
+          <w:rFonts w:ascii="Andale Mono" w:eastAsia="Monospace" w:hAnsi="Andale Mono" w:cs="Monospace"/>
         </w:rPr>
         <w:t>d</w:t>
       </w:r>
       <w:proofErr w:type="spellEnd"/>
       <w:r>
         <w:rPr>
-          <w:rFonts w:ascii="Monospace" w:eastAsia="Monospace" w:hAnsi="Monospace" w:cs="Monospace"/>
+          <w:rFonts w:ascii="Andale Mono" w:eastAsia="Monospace" w:hAnsi="Andale Mono" w:cs="Monospace"/>
         </w:rPr>
         <w:t>(</w:t>
       </w:r>
       <w:proofErr w:type="gramEnd"/>
       <w:r>
         <w:rPr>
-          <w:rFonts w:ascii="Monospace" w:eastAsia="Monospace" w:hAnsi="Monospace" w:cs="Monospace"/>
+          <w:rFonts w:ascii="Andale Mono" w:eastAsia="Monospace" w:hAnsi="Andale Mono" w:cs="Monospace"/>
         </w:rPr>
         <w:t>[5], [1, 2, 3])</w:t>
       </w:r>
     </w:p>
     <w:sectPr>
-      <w:footerReference w:type="default" r:id="rId13"/>
+      <w:footerReference w:type="default" r:id="rId17"/>
       <w:type w:val="continuous"/>
       <w:pgSz w:w="11906" w:h="16838"/>
       <w:pgMar w:top="1440" w:right="1440" w:bottom="1440" w:left="1440" w:header="708" w:footer="708" w:gutter="0"/>
@@ -2892,6 +2953,118 @@
     </w:lvl>
   </w:abstractNum>
   <w:abstractNum w:abstractNumId="5" w15:restartNumberingAfterBreak="0">
+    <w:nsid w:val="70D26AC9"/>
+    <w:multiLevelType w:val="hybridMultilevel"/>
+    <w:tmpl w:val="B3CAC796"/>
+    <w:lvl w:ilvl="0" w:tplc="AD66A168">
+      <w:numFmt w:val="bullet"/>
+      <w:lvlText w:val="-"/>
+      <w:lvlJc w:val="left"/>
+      <w:pPr>
+        <w:ind w:left="720" w:hanging="360"/>
+      </w:pPr>
+      <w:rPr>
+        <w:rFonts w:ascii="Monospace" w:eastAsia="Monospace" w:hAnsi="Monospace" w:cs="Monospace" w:hint="default"/>
+      </w:rPr>
+    </w:lvl>
+    <w:lvl w:ilvl="1" w:tplc="04090003">
+      <w:start w:val="1"/>
+      <w:numFmt w:val="bullet"/>
+      <w:lvlText w:val="o"/>
+      <w:lvlJc w:val="left"/>
+      <w:pPr>
+        <w:ind w:left="1440" w:hanging="360"/>
+      </w:pPr>
+      <w:rPr>
+        <w:rFonts w:ascii="Courier New" w:hAnsi="Courier New" w:cs="Courier New" w:hint="default"/>
+      </w:rPr>
+    </w:lvl>
+    <w:lvl w:ilvl="2" w:tplc="04090005" w:tentative="1">
+      <w:start w:val="1"/>
+      <w:numFmt w:val="bullet"/>
+      <w:lvlText w:val=""/>
+      <w:lvlJc w:val="left"/>
+      <w:pPr>
+        <w:ind w:left="2160" w:hanging="360"/>
+      </w:pPr>
+      <w:rPr>
+        <w:rFonts w:ascii="Wingdings" w:hAnsi="Wingdings" w:hint="default"/>
+      </w:rPr>
+    </w:lvl>
+    <w:lvl w:ilvl="3" w:tplc="04090001" w:tentative="1">
+      <w:start w:val="1"/>
+      <w:numFmt w:val="bullet"/>
+      <w:lvlText w:val=""/>
+      <w:lvlJc w:val="left"/>
+      <w:pPr>
+        <w:ind w:left="2880" w:hanging="360"/>
+      </w:pPr>
+      <w:rPr>
+        <w:rFonts w:ascii="Symbol" w:hAnsi="Symbol" w:hint="default"/>
+      </w:rPr>
+    </w:lvl>
+    <w:lvl w:ilvl="4" w:tplc="04090003" w:tentative="1">
+      <w:start w:val="1"/>
+      <w:numFmt w:val="bullet"/>
+      <w:lvlText w:val="o"/>
+      <w:lvlJc w:val="left"/>
+      <w:pPr>
+        <w:ind w:left="3600" w:hanging="360"/>
+      </w:pPr>
+      <w:rPr>
+        <w:rFonts w:ascii="Courier New" w:hAnsi="Courier New" w:cs="Courier New" w:hint="default"/>
+      </w:rPr>
+    </w:lvl>
+    <w:lvl w:ilvl="5" w:tplc="04090005" w:tentative="1">
+      <w:start w:val="1"/>
+      <w:numFmt w:val="bullet"/>
+      <w:lvlText w:val=""/>
+      <w:lvlJc w:val="left"/>
+      <w:pPr>
+        <w:ind w:left="4320" w:hanging="360"/>
+      </w:pPr>
+      <w:rPr>
+        <w:rFonts w:ascii="Wingdings" w:hAnsi="Wingdings" w:hint="default"/>
+      </w:rPr>
+    </w:lvl>
+    <w:lvl w:ilvl="6" w:tplc="04090001" w:tentative="1">
+      <w:start w:val="1"/>
+      <w:numFmt w:val="bullet"/>
+      <w:lvlText w:val=""/>
+      <w:lvlJc w:val="left"/>
+      <w:pPr>
+        <w:ind w:left="5040" w:hanging="360"/>
+      </w:pPr>
+      <w:rPr>
+        <w:rFonts w:ascii="Symbol" w:hAnsi="Symbol" w:hint="default"/>
+      </w:rPr>
+    </w:lvl>
+    <w:lvl w:ilvl="7" w:tplc="04090003" w:tentative="1">
+      <w:start w:val="1"/>
+      <w:numFmt w:val="bullet"/>
+      <w:lvlText w:val="o"/>
+      <w:lvlJc w:val="left"/>
+      <w:pPr>
+        <w:ind w:left="5760" w:hanging="360"/>
+      </w:pPr>
+      <w:rPr>
+        <w:rFonts w:ascii="Courier New" w:hAnsi="Courier New" w:cs="Courier New" w:hint="default"/>
+      </w:rPr>
+    </w:lvl>
+    <w:lvl w:ilvl="8" w:tplc="04090005" w:tentative="1">
+      <w:start w:val="1"/>
+      <w:numFmt w:val="bullet"/>
+      <w:lvlText w:val=""/>
+      <w:lvlJc w:val="left"/>
+      <w:pPr>
+        <w:ind w:left="6480" w:hanging="360"/>
+      </w:pPr>
+      <w:rPr>
+        <w:rFonts w:ascii="Wingdings" w:hAnsi="Wingdings" w:hint="default"/>
+      </w:rPr>
+    </w:lvl>
+  </w:abstractNum>
+  <w:abstractNum w:abstractNumId="6" w15:restartNumberingAfterBreak="0">
     <w:nsid w:val="78D60516"/>
     <w:multiLevelType w:val="hybridMultilevel"/>
     <w:tmpl w:val="8DBCE182"/>
@@ -2990,7 +3163,7 @@
     </w:lvlOverride>
   </w:num>
   <w:num w:numId="3" w16cid:durableId="1982615237">
-    <w:abstractNumId w:val="5"/>
+    <w:abstractNumId w:val="6"/>
     <w:lvlOverride w:ilvl="0">
       <w:startOverride w:val="1"/>
     </w:lvlOverride>
@@ -3012,6 +3185,9 @@
     <w:lvlOverride w:ilvl="0">
       <w:startOverride w:val="1"/>
     </w:lvlOverride>
+  </w:num>
+  <w:num w:numId="7" w16cid:durableId="2058233917">
+    <w:abstractNumId w:val="5"/>
   </w:num>
 </w:numbering>
 </file>
@@ -3718,6 +3894,18 @@
       <w:szCs w:val="18"/>
     </w:rPr>
   </w:style>
+  <w:style w:type="character" w:styleId="UnresolvedMention">
+    <w:name w:val="Unresolved Mention"/>
+    <w:basedOn w:val="DefaultParagraphFont"/>
+    <w:uiPriority w:val="99"/>
+    <w:semiHidden/>
+    <w:unhideWhenUsed/>
+    <w:rsid w:val="00326359"/>
+    <w:rPr>
+      <w:color w:val="605E5C"/>
+      <w:shd w:val="clear" w:color="auto" w:fill="E1DFDD"/>
+    </w:rPr>
+  </w:style>
 </w:styles>
 </file>
 
